--- a/assets/Luis_Sotelo_CV_QA_Automation_Engineer.docx
+++ b/assets/Luis_Sotelo_CV_QA_Automation_Engineer.docx
@@ -331,7 +331,7 @@
                 <w:sz w:val="18"/>
                 <w:szCs w:val="18"/>
               </w:rPr>
-              <w:t>- Automatización: Selenium WebDriver, Cucumber, Gherkin, Java, Serenity BDD, REST Assured, Postman, Bruno, Maven y Git.</w:t>
+              <w:t>- Automatización: Selenium WebDriver, Playwright, Cucumber, Gherkin, Java, Serenity BDD, REST Assured, Postman, Bruno, Maven y Git.</w:t>
             </w:r>
           </w:p>
           <w:p>
